--- a/docs/assets/attachments/modules/06.-chi-square-analysis/06.1-sample-chisquare.docx
+++ b/docs/assets/attachments/modules/06.-chi-square-analysis/06.1-sample-chisquare.docx
@@ -1,6 +1,6 @@
 
 <file path=word/document.xml><?xml version="1.0" encoding="utf-8"?>
-<w:document xmlns:wpc="http://schemas.microsoft.com/office/word/2010/wordprocessingCanvas" xmlns:cx="http://schemas.microsoft.com/office/drawing/2014/chartex" xmlns:cx1="http://schemas.microsoft.com/office/drawing/2015/9/8/chartex" xmlns:cx2="http://schemas.microsoft.com/office/drawing/2015/10/21/chartex" xmlns:cx3="http://schemas.microsoft.com/office/drawing/2016/5/9/chartex" xmlns:cx4="http://schemas.microsoft.com/office/drawing/2016/5/10/chartex" xmlns:cx5="http://schemas.microsoft.com/office/drawing/2016/5/11/chartex" xmlns:cx6="http://schemas.microsoft.com/office/drawing/2016/5/12/chartex" xmlns:cx7="http://schemas.microsoft.com/office/drawing/2016/5/13/chartex" xmlns:cx8="http://schemas.microsoft.com/office/drawing/2016/5/14/chartex" xmlns:mc="http://schemas.openxmlformats.org/markup-compatibility/2006" xmlns:aink="http://schemas.microsoft.com/office/drawing/2016/ink" xmlns:am3d="http://schemas.microsoft.com/office/drawing/2017/model3d" xmlns:o="urn:schemas-microsoft-com:office:office" xmlns:oel="http://schemas.microsoft.com/office/2019/extlst" xmlns:r="http://schemas.openxmlformats.org/officeDocument/2006/relationships" xmlns:m="http://schemas.openxmlformats.org/officeDocument/2006/math" xmlns:v="urn:schemas-microsoft-com:vml" xmlns:wp14="http://schemas.microsoft.com/office/word/2010/wordprocessingDrawing" xmlns:wp="http://schemas.openxmlformats.org/drawingml/2006/wordprocessingDrawing" xmlns:w10="urn:schemas-microsoft-com:office:word" xmlns:w="http://schemas.openxmlformats.org/wordprocessingml/2006/main" xmlns:w14="http://schemas.microsoft.com/office/word/2010/wordml" xmlns:w15="http://schemas.microsoft.com/office/word/2012/wordml" xmlns:w16cex="http://schemas.microsoft.com/office/word/2018/wordml/cex" xmlns:w16cid="http://schemas.microsoft.com/office/word/2016/wordml/cid" xmlns:w16="http://schemas.microsoft.com/office/word/2018/wordml" xmlns:w16du="http://schemas.microsoft.com/office/word/2023/wordml/word16du" xmlns:w16sdtdh="http://schemas.microsoft.com/office/word/2020/wordml/sdtdatahash" xmlns:w16sdtfl="http://schemas.microsoft.com/office/word/2024/wordml/sdtformatlock" xmlns:w16se="http://schemas.microsoft.com/office/word/2015/wordml/symex" xmlns:wpg="http://schemas.microsoft.com/office/word/2010/wordprocessingGroup" xmlns:wpi="http://schemas.microsoft.com/office/word/2010/wordprocessingInk" xmlns:wne="http://schemas.microsoft.com/office/word/2006/wordml" xmlns:wps="http://schemas.microsoft.com/office/word/2010/wordprocessingShape" mc:Ignorable="w14 w15 w16se w16cid w16 w16cex w16sdtdh w16sdtfl w16du wp14">
+<w:document xmlns:wpc="http://schemas.microsoft.com/office/word/2010/wordprocessingCanvas" xmlns:cx="http://schemas.microsoft.com/office/drawing/2014/chartex" xmlns:cx1="http://schemas.microsoft.com/office/drawing/2015/9/8/chartex" xmlns:cx2="http://schemas.microsoft.com/office/drawing/2015/10/21/chartex" xmlns:cx3="http://schemas.microsoft.com/office/drawing/2016/5/9/chartex" xmlns:cx4="http://schemas.microsoft.com/office/drawing/2016/5/10/chartex" xmlns:cx5="http://schemas.microsoft.com/office/drawing/2016/5/11/chartex" xmlns:cx6="http://schemas.microsoft.com/office/drawing/2016/5/12/chartex" xmlns:cx7="http://schemas.microsoft.com/office/drawing/2016/5/13/chartex" xmlns:cx8="http://schemas.microsoft.com/office/drawing/2016/5/14/chartex" xmlns:mc="http://schemas.openxmlformats.org/markup-compatibility/2006" xmlns:m="http://schemas.openxmlformats.org/officeDocument/2006/math" xmlns:aink="http://schemas.microsoft.com/office/drawing/2016/ink" xmlns:am3d="http://schemas.microsoft.com/office/drawing/2017/model3d" xmlns:oel="http://schemas.microsoft.com/office/2019/extlst" xmlns:r="http://schemas.openxmlformats.org/officeDocument/2006/relationships" xmlns:wp14="http://schemas.microsoft.com/office/word/2010/wordprocessingDrawing" xmlns:wp="http://schemas.openxmlformats.org/drawingml/2006/wordprocessingDrawing" xmlns:wpg="http://schemas.microsoft.com/office/word/2010/wordprocessingGroup" xmlns:wpi="http://schemas.microsoft.com/office/word/2010/wordprocessingInk" xmlns:wps="http://schemas.microsoft.com/office/word/2010/wordprocessingShape" xmlns:o="urn:schemas-microsoft-com:office:office" xmlns:v="urn:schemas-microsoft-com:vml" xmlns:w10="urn:schemas-microsoft-com:office:word" xmlns:w="http://schemas.openxmlformats.org/wordprocessingml/2006/main" xmlns:w14="http://schemas.microsoft.com/office/word/2010/wordml" xmlns:w15="http://schemas.microsoft.com/office/word/2012/wordml" xmlns:w16cex="http://schemas.microsoft.com/office/word/2018/wordml/cex" xmlns:w16cid="http://schemas.microsoft.com/office/word/2016/wordml/cid" xmlns:w16="http://schemas.microsoft.com/office/word/2018/wordml" xmlns:w16sdtdh="http://schemas.microsoft.com/office/word/2020/wordml/sdtdatahash" xmlns:w16sdtfl="http://schemas.microsoft.com/office/word/2024/wordml/sdtformatlock" xmlns:w16se="http://schemas.microsoft.com/office/word/2015/wordml/symex" xmlns:w16du="http://schemas.microsoft.com/office/word/2023/wordml/word16du" xmlns:wne="http://schemas.microsoft.com/office/word/2006/wordml" mc:Ignorable="w14 w15 w16se w16cid w16 w16cex w16sdtdh w16sdtfl w16du wp14">
   <w:body>
     <w:p>
       <w:pPr>
@@ -120,7 +120,6 @@
           <w:p>
             <w:pPr>
               <w:widowControl w:val="0"/>
-              <w:spacing w:after="0"/>
               <w:rPr>
                 <w:b/>
                 <w:bCs/>
@@ -157,7 +156,6 @@
           <w:p>
             <w:pPr>
               <w:widowControl w:val="0"/>
-              <w:spacing w:after="0"/>
               <w:rPr>
                 <w:color w:val="434343"/>
               </w:rPr>
@@ -192,7 +190,6 @@
           <w:p>
             <w:pPr>
               <w:widowControl w:val="0"/>
-              <w:spacing w:after="0"/>
               <w:rPr>
                 <w:b/>
                 <w:bCs/>
@@ -238,7 +235,6 @@
           <w:p>
             <w:pPr>
               <w:widowControl w:val="0"/>
-              <w:spacing w:after="0"/>
               <w:rPr>
                 <w:color w:val="434343"/>
               </w:rPr>
@@ -275,7 +271,6 @@
           <w:p>
             <w:pPr>
               <w:widowControl w:val="0"/>
-              <w:spacing w:after="0"/>
               <w:rPr>
                 <w:b/>
                 <w:bCs/>
@@ -312,7 +307,6 @@
           <w:p>
             <w:pPr>
               <w:widowControl w:val="0"/>
-              <w:spacing w:after="0"/>
               <w:rPr>
                 <w:color w:val="434343"/>
               </w:rPr>
@@ -350,7 +344,6 @@
           <w:p>
             <w:pPr>
               <w:widowControl w:val="0"/>
-              <w:spacing w:after="0"/>
               <w:rPr>
                 <w:b/>
                 <w:bCs/>
@@ -401,7 +394,6 @@
           <w:p>
             <w:pPr>
               <w:widowControl w:val="0"/>
-              <w:spacing w:after="0"/>
               <w:rPr>
                 <w:color w:val="434343"/>
               </w:rPr>
@@ -523,7 +515,6 @@
           <w:p>
             <w:pPr>
               <w:widowControl w:val="0"/>
-              <w:spacing w:after="0"/>
               <w:rPr>
                 <w:b/>
                 <w:bCs/>
@@ -560,7 +551,6 @@
           <w:p>
             <w:pPr>
               <w:widowControl w:val="0"/>
-              <w:spacing w:after="0"/>
               <w:rPr>
                 <w:color w:val="434343"/>
               </w:rPr>
@@ -597,7 +587,6 @@
           <w:p>
             <w:pPr>
               <w:widowControl w:val="0"/>
-              <w:spacing w:after="0"/>
               <w:rPr>
                 <w:b/>
                 <w:bCs/>
@@ -634,7 +623,6 @@
           <w:p>
             <w:pPr>
               <w:widowControl w:val="0"/>
-              <w:spacing w:after="0"/>
             </w:pPr>
             <w:bookmarkStart w:id="5" w:name="_Hlk229063764"/>
             <w:r>
@@ -668,7 +656,6 @@
           <w:p>
             <w:pPr>
               <w:widowControl w:val="0"/>
-              <w:spacing w:after="0"/>
               <w:rPr>
                 <w:b/>
                 <w:bCs/>
@@ -705,7 +692,6 @@
           <w:p>
             <w:pPr>
               <w:widowControl w:val="0"/>
-              <w:spacing w:after="0"/>
             </w:pPr>
             <w:r>
               <w:rPr>
@@ -740,7 +726,6 @@
           <w:p>
             <w:pPr>
               <w:widowControl w:val="0"/>
-              <w:spacing w:after="0"/>
               <w:rPr>
                 <w:b/>
                 <w:bCs/>
@@ -791,7 +776,6 @@
           <w:p>
             <w:pPr>
               <w:widowControl w:val="0"/>
-              <w:spacing w:after="0"/>
             </w:pPr>
             <w:r>
               <w:t>So far as you and your family are concerned, how satisfied are you with your present financial situation?</w:t>
@@ -807,39 +791,7 @@
                 <w:i/>
                 <w:iCs/>
               </w:rPr>
-              <w:t xml:space="preserve">(1: </w:t>
-            </w:r>
-            <w:proofErr w:type="gramStart"/>
-            <w:r>
-              <w:rPr>
-                <w:i/>
-                <w:iCs/>
-              </w:rPr>
-              <w:t>Pretty well</w:t>
-            </w:r>
-            <w:proofErr w:type="gramEnd"/>
-            <w:r>
-              <w:rPr>
-                <w:i/>
-                <w:iCs/>
-              </w:rPr>
-              <w:t xml:space="preserve"> satisfied; 2: </w:t>
-            </w:r>
-            <w:proofErr w:type="gramStart"/>
-            <w:r>
-              <w:rPr>
-                <w:i/>
-                <w:iCs/>
-              </w:rPr>
-              <w:t>More or less satisfied</w:t>
-            </w:r>
-            <w:proofErr w:type="gramEnd"/>
-            <w:r>
-              <w:rPr>
-                <w:i/>
-                <w:iCs/>
-              </w:rPr>
-              <w:t>; 3: Not satisfied at all)</w:t>
+              <w:t>(1: Pretty well satisfied; 2: More or less satisfied; 3: Not satisfied at all)</w:t>
             </w:r>
           </w:p>
         </w:tc>
@@ -847,7 +799,7 @@
     </w:tbl>
     <w:p>
       <w:pPr>
-        <w:spacing w:after="0" w:line="276" w:lineRule="auto"/>
+        <w:spacing w:line="276" w:lineRule="auto"/>
         <w:rPr>
           <w:color w:val="2D3B45"/>
           <w:sz w:val="28"/>
@@ -857,7 +809,7 @@
     </w:p>
     <w:p>
       <w:pPr>
-        <w:spacing w:after="0" w:line="276" w:lineRule="auto"/>
+        <w:spacing w:line="276" w:lineRule="auto"/>
         <w:rPr>
           <w:color w:val="2D3B45"/>
           <w:sz w:val="28"/>
@@ -867,7 +819,7 @@
     </w:p>
     <w:p>
       <w:pPr>
-        <w:spacing w:after="0" w:line="276" w:lineRule="auto"/>
+        <w:spacing w:line="276" w:lineRule="auto"/>
         <w:rPr>
           <w:color w:val="2D3B45"/>
           <w:sz w:val="28"/>
@@ -888,7 +840,6 @@
           <w:b/>
           <w:bCs/>
         </w:rPr>
-        <w:lastRenderedPageBreak/>
         <w:t>Chi-square1: Chi-square analysis</w:t>
       </w:r>
     </w:p>
@@ -934,13 +885,13 @@
           <w:p>
             <w:pPr>
               <w:widowControl w:val="0"/>
-              <w:spacing w:after="0"/>
             </w:pPr>
             <w:r>
               <w:rPr>
                 <w:b/>
                 <w:bCs/>
               </w:rPr>
+              <w:lastRenderedPageBreak/>
               <w:t>1. Code (-5):</w:t>
             </w:r>
           </w:p>
@@ -964,7 +915,6 @@
           <w:p>
             <w:pPr>
               <w:widowControl w:val="0"/>
-              <w:spacing w:after="0"/>
             </w:pPr>
             <w:proofErr w:type="spellStart"/>
             <w:r>
@@ -1033,7 +983,6 @@
           <w:p>
             <w:pPr>
               <w:widowControl w:val="0"/>
-              <w:spacing w:after="0"/>
               <w:rPr>
                 <w:b/>
                 <w:bCs/>
@@ -1076,17 +1025,13 @@
           <w:p>
             <w:pPr>
               <w:widowControl w:val="0"/>
-              <w:spacing w:after="0"/>
             </w:pPr>
             <w:r>
-              <w:rPr>
-                <w:noProof/>
-              </w:rPr>
               <w:drawing>
-                <wp:inline distT="0" distB="0" distL="0" distR="0" wp14:anchorId="035CB325" wp14:editId="16514D7D">
-                  <wp:extent cx="4036695" cy="2682240"/>
-                  <wp:effectExtent l="0" t="0" r="1905" b="0"/>
-                  <wp:docPr id="306439922" name="Picture 1"/>
+                <wp:inline distT="0" distB="0" distL="0" distR="0" wp14:anchorId="2364AAFB" wp14:editId="68001C40">
+                  <wp:extent cx="4036695" cy="2012950"/>
+                  <wp:effectExtent l="0" t="0" r="1905" b="6350"/>
+                  <wp:docPr id="1536980470" name="Picture 1"/>
                   <wp:cNvGraphicFramePr>
                     <a:graphicFrameLocks xmlns:a="http://schemas.openxmlformats.org/drawingml/2006/main" noChangeAspect="1"/>
                   </wp:cNvGraphicFramePr>
@@ -1094,7 +1039,7 @@
                     <a:graphicData uri="http://schemas.openxmlformats.org/drawingml/2006/picture">
                       <pic:pic xmlns:pic="http://schemas.openxmlformats.org/drawingml/2006/picture">
                         <pic:nvPicPr>
-                          <pic:cNvPr id="306439922" name=""/>
+                          <pic:cNvPr id="1536980470" name=""/>
                           <pic:cNvPicPr/>
                         </pic:nvPicPr>
                         <pic:blipFill>
@@ -1106,7 +1051,7 @@
                         <pic:spPr>
                           <a:xfrm>
                             <a:off x="0" y="0"/>
-                            <a:ext cx="4036695" cy="2682240"/>
+                            <a:ext cx="4036695" cy="2012950"/>
                           </a:xfrm>
                           <a:prstGeom prst="rect">
                             <a:avLst/>
@@ -1145,12 +1090,12 @@
           <w:p>
             <w:pPr>
               <w:widowControl w:val="0"/>
-              <w:spacing w:after="0"/>
               <w:rPr>
                 <w:b/>
                 <w:bCs/>
               </w:rPr>
             </w:pPr>
+            <w:bookmarkStart w:id="8" w:name="_Hlk243450092"/>
             <w:r>
               <w:rPr>
                 <w:b/>
@@ -1179,132 +1124,35 @@
           <w:p>
             <w:pPr>
               <w:widowControl w:val="0"/>
-              <w:spacing w:after="0"/>
-              <w:rPr>
-                <w:rFonts w:eastAsia="Times New Roman"/>
-                <w:lang w:val="en-US"/>
-              </w:rPr>
             </w:pPr>
             <w:r>
-              <w:rPr>
-                <w:rFonts w:eastAsia="Times New Roman"/>
-                <w:lang w:val="en-US"/>
-              </w:rPr>
-              <w:t xml:space="preserve">The </w:t>
-            </w:r>
-            <w:r>
-              <w:t>respondents' race</w:t>
-            </w:r>
-            <w:r>
-              <w:rPr>
-                <w:lang w:val="en-US"/>
-              </w:rPr>
-              <w:t xml:space="preserve"> </w:t>
-            </w:r>
-            <w:r>
-              <w:rPr>
-                <w:rFonts w:eastAsia="Times New Roman"/>
-                <w:lang w:val="en-US"/>
-              </w:rPr>
-              <w:t xml:space="preserve">variable </w:t>
-            </w:r>
-            <w:proofErr w:type="gramStart"/>
-            <w:r>
-              <w:rPr>
-                <w:rFonts w:eastAsia="Times New Roman"/>
-                <w:lang w:val="en-US"/>
-              </w:rPr>
-              <w:t>has an effect on</w:t>
-            </w:r>
-            <w:proofErr w:type="gramEnd"/>
-            <w:r>
-              <w:rPr>
-                <w:rFonts w:eastAsia="Times New Roman"/>
-                <w:lang w:val="en-US"/>
-              </w:rPr>
-              <w:t xml:space="preserve"> the </w:t>
-            </w:r>
-            <w:bookmarkStart w:id="8" w:name="_Hlk229063806"/>
-            <w:r>
-              <w:rPr>
-                <w:rFonts w:eastAsia="Times New Roman"/>
-                <w:lang w:val="en-US"/>
-              </w:rPr>
-              <w:t>l</w:t>
-            </w:r>
-            <w:proofErr w:type="spellStart"/>
-            <w:r>
-              <w:t>evel</w:t>
-            </w:r>
-            <w:proofErr w:type="spellEnd"/>
-            <w:r>
-              <w:t xml:space="preserve"> of financial satisfaction</w:t>
-            </w:r>
-            <w:r>
-              <w:rPr>
-                <w:rFonts w:eastAsia="Times New Roman"/>
-                <w:lang w:val="en-US"/>
-              </w:rPr>
-              <w:t xml:space="preserve"> </w:t>
-            </w:r>
-            <w:bookmarkEnd w:id="8"/>
-            <w:r>
-              <w:rPr>
-                <w:rFonts w:eastAsia="Times New Roman"/>
-                <w:lang w:val="en-US"/>
-              </w:rPr>
-              <w:t xml:space="preserve">since the p-value is less than 0.05. </w:t>
+              <w:t xml:space="preserve">There is a statistically significant association between respondents' race and level of financial satisfaction since the p-value is less than 0.05. </w:t>
             </w:r>
           </w:p>
           <w:p>
             <w:pPr>
               <w:widowControl w:val="0"/>
-              <w:spacing w:after="0"/>
-              <w:rPr>
-                <w:rFonts w:eastAsia="Times New Roman"/>
-                <w:lang w:val="en-US"/>
-              </w:rPr>
             </w:pPr>
           </w:p>
           <w:p>
             <w:pPr>
               <w:widowControl w:val="0"/>
-              <w:spacing w:after="0"/>
             </w:pPr>
             <w:r>
-              <w:rPr>
-                <w:rFonts w:eastAsia="Times New Roman"/>
-                <w:lang w:val="en-US"/>
-              </w:rPr>
-              <w:t xml:space="preserve">We can conclude that White, Black, and </w:t>
+              <w:t xml:space="preserve">We can conclude that level of financial satisfaction differs in a statistically significant way across White, Black, and </w:t>
             </w:r>
             <w:proofErr w:type="gramStart"/>
             <w:r>
-              <w:rPr>
-                <w:rFonts w:eastAsia="Times New Roman"/>
-                <w:lang w:val="en-US"/>
-              </w:rPr>
               <w:t>Other</w:t>
             </w:r>
             <w:proofErr w:type="gramEnd"/>
             <w:r>
-              <w:rPr>
-                <w:rFonts w:eastAsia="Times New Roman"/>
-                <w:lang w:val="en-US"/>
-              </w:rPr>
-              <w:t xml:space="preserve"> race respondents have substantially different l</w:t>
-            </w:r>
-            <w:proofErr w:type="spellStart"/>
-            <w:r>
-              <w:t>evel</w:t>
-            </w:r>
-            <w:proofErr w:type="spellEnd"/>
-            <w:r>
-              <w:t xml:space="preserve"> of financial satisfaction.</w:t>
+              <w:t xml:space="preserve"> race respondents.</w:t>
             </w:r>
           </w:p>
         </w:tc>
       </w:tr>
+      <w:bookmarkEnd w:id="8"/>
     </w:tbl>
     <w:p>
       <w:pPr>
@@ -1415,7 +1263,6 @@
           <w:p>
             <w:pPr>
               <w:widowControl w:val="0"/>
-              <w:spacing w:after="0"/>
               <w:rPr>
                 <w:b/>
                 <w:bCs/>
@@ -1452,7 +1299,6 @@
           <w:p>
             <w:pPr>
               <w:widowControl w:val="0"/>
-              <w:spacing w:after="0"/>
             </w:pPr>
             <w:r>
               <w:t>sex</w:t>
@@ -1484,7 +1330,6 @@
           <w:p>
             <w:pPr>
               <w:widowControl w:val="0"/>
-              <w:spacing w:after="0"/>
               <w:rPr>
                 <w:b/>
                 <w:bCs/>
@@ -1521,7 +1366,6 @@
           <w:p>
             <w:pPr>
               <w:widowControl w:val="0"/>
-              <w:spacing w:after="0"/>
             </w:pPr>
             <w:r>
               <w:t>Respondents' sex</w:t>
@@ -1553,7 +1397,6 @@
           <w:p>
             <w:pPr>
               <w:widowControl w:val="0"/>
-              <w:spacing w:after="0"/>
               <w:rPr>
                 <w:b/>
                 <w:bCs/>
@@ -1590,7 +1433,6 @@
           <w:p>
             <w:pPr>
               <w:widowControl w:val="0"/>
-              <w:spacing w:after="0"/>
             </w:pPr>
             <w:r>
               <w:rPr>
@@ -1625,7 +1467,6 @@
           <w:p>
             <w:pPr>
               <w:widowControl w:val="0"/>
-              <w:spacing w:after="0"/>
               <w:rPr>
                 <w:b/>
                 <w:bCs/>
@@ -1676,7 +1517,6 @@
           <w:p>
             <w:pPr>
               <w:widowControl w:val="0"/>
-              <w:spacing w:after="0"/>
             </w:pPr>
             <w:r>
               <w:rPr>
@@ -1719,7 +1559,6 @@
     </w:p>
     <w:p>
       <w:r>
-        <w:lastRenderedPageBreak/>
         <w:t xml:space="preserve">Find the </w:t>
       </w:r>
       <w:proofErr w:type="spellStart"/>
@@ -1791,7 +1630,6 @@
           <w:p>
             <w:pPr>
               <w:widowControl w:val="0"/>
-              <w:spacing w:after="0"/>
               <w:rPr>
                 <w:b/>
                 <w:bCs/>
@@ -1828,7 +1666,6 @@
           <w:p>
             <w:pPr>
               <w:widowControl w:val="0"/>
-              <w:spacing w:after="0"/>
             </w:pPr>
             <w:proofErr w:type="spellStart"/>
             <w:r>
@@ -1862,7 +1699,6 @@
           <w:p>
             <w:pPr>
               <w:widowControl w:val="0"/>
-              <w:spacing w:after="0"/>
               <w:rPr>
                 <w:b/>
                 <w:bCs/>
@@ -1873,6 +1709,7 @@
                 <w:b/>
                 <w:bCs/>
               </w:rPr>
+              <w:lastRenderedPageBreak/>
               <w:t xml:space="preserve">2. Variable label </w:t>
             </w:r>
             <w:r>
@@ -1899,7 +1736,6 @@
           <w:p>
             <w:pPr>
               <w:widowControl w:val="0"/>
-              <w:spacing w:after="0"/>
             </w:pPr>
             <w:bookmarkStart w:id="9" w:name="_Hlk229063898"/>
             <w:r>
@@ -1936,7 +1772,6 @@
           <w:p>
             <w:pPr>
               <w:widowControl w:val="0"/>
-              <w:spacing w:after="0"/>
               <w:rPr>
                 <w:b/>
                 <w:bCs/>
@@ -1973,7 +1808,6 @@
           <w:p>
             <w:pPr>
               <w:widowControl w:val="0"/>
-              <w:spacing w:after="0"/>
             </w:pPr>
             <w:r>
               <w:t>Ordinal</w:t>
@@ -2005,7 +1839,6 @@
           <w:p>
             <w:pPr>
               <w:widowControl w:val="0"/>
-              <w:spacing w:after="0"/>
               <w:rPr>
                 <w:b/>
                 <w:bCs/>
@@ -2056,7 +1889,6 @@
           <w:p>
             <w:pPr>
               <w:widowControl w:val="0"/>
-              <w:spacing w:after="0"/>
             </w:pPr>
             <w:r>
               <w:rPr>
@@ -2083,7 +1915,7 @@
     </w:tbl>
     <w:p>
       <w:pPr>
-        <w:spacing w:after="0" w:line="276" w:lineRule="auto"/>
+        <w:spacing w:line="276" w:lineRule="auto"/>
         <w:rPr>
           <w:color w:val="2D3B45"/>
           <w:sz w:val="28"/>
@@ -2144,8 +1976,8 @@
           <w:p>
             <w:pPr>
               <w:widowControl w:val="0"/>
-              <w:spacing w:after="0"/>
             </w:pPr>
+            <w:bookmarkStart w:id="10" w:name="_Hlk243449872"/>
             <w:r>
               <w:rPr>
                 <w:b/>
@@ -2174,7 +2006,6 @@
           <w:p>
             <w:pPr>
               <w:widowControl w:val="0"/>
-              <w:spacing w:after="0"/>
             </w:pPr>
             <w:proofErr w:type="spellStart"/>
             <w:r>
@@ -2211,6 +2042,7 @@
           </w:p>
         </w:tc>
       </w:tr>
+      <w:bookmarkEnd w:id="10"/>
       <w:tr>
         <w:trPr>
           <w:trHeight w:val="1915"/>
@@ -2235,7 +2067,6 @@
           <w:p>
             <w:pPr>
               <w:widowControl w:val="0"/>
-              <w:spacing w:after="0"/>
               <w:rPr>
                 <w:b/>
                 <w:bCs/>
@@ -2269,7 +2100,6 @@
           <w:p>
             <w:pPr>
               <w:widowControl w:val="0"/>
-              <w:spacing w:after="0"/>
             </w:pPr>
             <w:r>
               <w:rPr>
@@ -2338,7 +2168,6 @@
           <w:p>
             <w:pPr>
               <w:widowControl w:val="0"/>
-              <w:spacing w:after="0"/>
               <w:rPr>
                 <w:b/>
                 <w:bCs/>
@@ -2371,58 +2200,29 @@
           </w:tcPr>
           <w:p>
             <w:pPr>
-              <w:widowControl w:val="0"/>
-              <w:spacing w:after="0"/>
+              <w:pStyle w:val="NormalWeb"/>
+              <w:spacing w:before="0" w:beforeAutospacing="0" w:after="0" w:afterAutospacing="0"/>
             </w:pPr>
             <w:r>
-              <w:t xml:space="preserve">The respondents' sex variable has no effect on </w:t>
+              <w:rPr>
+                <w:rFonts w:ascii="Arial" w:hAnsi="Arial" w:cs="Arial"/>
+                <w:color w:val="000000"/>
+              </w:rPr>
+              <w:t>There is no statistically significant association between respondents' sex and level of higher living standard compared to parents since the p-value is greater than 0.05.</w:t>
             </w:r>
+          </w:p>
+          <w:p/>
+          <w:p>
+            <w:pPr>
+              <w:pStyle w:val="NormalWeb"/>
+              <w:spacing w:before="0" w:beforeAutospacing="0" w:after="0" w:afterAutospacing="0"/>
+            </w:pPr>
             <w:r>
               <w:rPr>
-                <w:shd w:val="clear" w:color="auto" w:fill="FFFFFF"/>
+                <w:rFonts w:ascii="Arial" w:hAnsi="Arial" w:cs="Arial"/>
+                <w:color w:val="000000"/>
               </w:rPr>
-              <w:t>t</w:t>
-            </w:r>
-            <w:bookmarkStart w:id="10" w:name="_Hlk229063916"/>
-            <w:r>
-              <w:rPr>
-                <w:shd w:val="clear" w:color="auto" w:fill="FFFFFF"/>
-              </w:rPr>
-              <w:t>he level of higher living standard compared to parents</w:t>
-            </w:r>
-            <w:r>
-              <w:t xml:space="preserve"> </w:t>
-            </w:r>
-            <w:bookmarkEnd w:id="10"/>
-            <w:r>
-              <w:t xml:space="preserve">since the p-value is greater than 0.05. </w:t>
-            </w:r>
-          </w:p>
-          <w:p>
-            <w:pPr>
-              <w:widowControl w:val="0"/>
-              <w:spacing w:after="0"/>
-            </w:pPr>
-          </w:p>
-          <w:p>
-            <w:pPr>
-              <w:widowControl w:val="0"/>
-              <w:spacing w:after="0"/>
-            </w:pPr>
-            <w:r>
-              <w:t>We can conclude that males and females have similar perception about t</w:t>
-            </w:r>
-            <w:r>
-              <w:rPr>
-                <w:shd w:val="clear" w:color="auto" w:fill="FFFFFF"/>
-              </w:rPr>
-              <w:t>he level of higher living standard compared to parents</w:t>
-            </w:r>
-            <w:r>
-              <w:rPr>
-                <w:shd w:val="clear" w:color="auto" w:fill="FFFFFF"/>
-              </w:rPr>
-              <w:t>.</w:t>
+              <w:t>We conclude that level of higher living standard compared to parents does not differ in a statistically significant way across males and females.</w:t>
             </w:r>
           </w:p>
         </w:tc>
@@ -2446,7 +2246,7 @@
 </file>
 
 <file path=word/endnotes.xml><?xml version="1.0" encoding="utf-8"?>
-<w:endnotes xmlns:wpc="http://schemas.microsoft.com/office/word/2010/wordprocessingCanvas" xmlns:cx="http://schemas.microsoft.com/office/drawing/2014/chartex" xmlns:cx1="http://schemas.microsoft.com/office/drawing/2015/9/8/chartex" xmlns:cx2="http://schemas.microsoft.com/office/drawing/2015/10/21/chartex" xmlns:cx3="http://schemas.microsoft.com/office/drawing/2016/5/9/chartex" xmlns:cx4="http://schemas.microsoft.com/office/drawing/2016/5/10/chartex" xmlns:cx5="http://schemas.microsoft.com/office/drawing/2016/5/11/chartex" xmlns:cx6="http://schemas.microsoft.com/office/drawing/2016/5/12/chartex" xmlns:cx7="http://schemas.microsoft.com/office/drawing/2016/5/13/chartex" xmlns:cx8="http://schemas.microsoft.com/office/drawing/2016/5/14/chartex" xmlns:mc="http://schemas.openxmlformats.org/markup-compatibility/2006" xmlns:aink="http://schemas.microsoft.com/office/drawing/2016/ink" xmlns:am3d="http://schemas.microsoft.com/office/drawing/2017/model3d" xmlns:o="urn:schemas-microsoft-com:office:office" xmlns:oel="http://schemas.microsoft.com/office/2019/extlst" xmlns:r="http://schemas.openxmlformats.org/officeDocument/2006/relationships" xmlns:m="http://schemas.openxmlformats.org/officeDocument/2006/math" xmlns:v="urn:schemas-microsoft-com:vml" xmlns:wp14="http://schemas.microsoft.com/office/word/2010/wordprocessingDrawing" xmlns:wp="http://schemas.openxmlformats.org/drawingml/2006/wordprocessingDrawing" xmlns:w10="urn:schemas-microsoft-com:office:word" xmlns:w="http://schemas.openxmlformats.org/wordprocessingml/2006/main" xmlns:w14="http://schemas.microsoft.com/office/word/2010/wordml" xmlns:w15="http://schemas.microsoft.com/office/word/2012/wordml" xmlns:w16cex="http://schemas.microsoft.com/office/word/2018/wordml/cex" xmlns:w16cid="http://schemas.microsoft.com/office/word/2016/wordml/cid" xmlns:w16="http://schemas.microsoft.com/office/word/2018/wordml" xmlns:w16du="http://schemas.microsoft.com/office/word/2023/wordml/word16du" xmlns:w16sdtdh="http://schemas.microsoft.com/office/word/2020/wordml/sdtdatahash" xmlns:w16sdtfl="http://schemas.microsoft.com/office/word/2024/wordml/sdtformatlock" xmlns:w16se="http://schemas.microsoft.com/office/word/2015/wordml/symex" xmlns:wpg="http://schemas.microsoft.com/office/word/2010/wordprocessingGroup" xmlns:wpi="http://schemas.microsoft.com/office/word/2010/wordprocessingInk" xmlns:wne="http://schemas.microsoft.com/office/word/2006/wordml" xmlns:wps="http://schemas.microsoft.com/office/word/2010/wordprocessingShape" mc:Ignorable="w14 w15 w16se w16cid w16 w16cex w16sdtdh w16sdtfl w16du wp14">
+<w:endnotes xmlns:wpc="http://schemas.microsoft.com/office/word/2010/wordprocessingCanvas" xmlns:cx="http://schemas.microsoft.com/office/drawing/2014/chartex" xmlns:cx1="http://schemas.microsoft.com/office/drawing/2015/9/8/chartex" xmlns:cx2="http://schemas.microsoft.com/office/drawing/2015/10/21/chartex" xmlns:cx3="http://schemas.microsoft.com/office/drawing/2016/5/9/chartex" xmlns:cx4="http://schemas.microsoft.com/office/drawing/2016/5/10/chartex" xmlns:cx5="http://schemas.microsoft.com/office/drawing/2016/5/11/chartex" xmlns:cx6="http://schemas.microsoft.com/office/drawing/2016/5/12/chartex" xmlns:cx7="http://schemas.microsoft.com/office/drawing/2016/5/13/chartex" xmlns:cx8="http://schemas.microsoft.com/office/drawing/2016/5/14/chartex" xmlns:mc="http://schemas.openxmlformats.org/markup-compatibility/2006" xmlns:m="http://schemas.openxmlformats.org/officeDocument/2006/math" xmlns:aink="http://schemas.microsoft.com/office/drawing/2016/ink" xmlns:am3d="http://schemas.microsoft.com/office/drawing/2017/model3d" xmlns:oel="http://schemas.microsoft.com/office/2019/extlst" xmlns:r="http://schemas.openxmlformats.org/officeDocument/2006/relationships" xmlns:wp14="http://schemas.microsoft.com/office/word/2010/wordprocessingDrawing" xmlns:wp="http://schemas.openxmlformats.org/drawingml/2006/wordprocessingDrawing" xmlns:wpg="http://schemas.microsoft.com/office/word/2010/wordprocessingGroup" xmlns:wpi="http://schemas.microsoft.com/office/word/2010/wordprocessingInk" xmlns:wps="http://schemas.microsoft.com/office/word/2010/wordprocessingShape" xmlns:o="urn:schemas-microsoft-com:office:office" xmlns:v="urn:schemas-microsoft-com:vml" xmlns:w10="urn:schemas-microsoft-com:office:word" xmlns:w="http://schemas.openxmlformats.org/wordprocessingml/2006/main" xmlns:w14="http://schemas.microsoft.com/office/word/2010/wordml" xmlns:w15="http://schemas.microsoft.com/office/word/2012/wordml" xmlns:w16cex="http://schemas.microsoft.com/office/word/2018/wordml/cex" xmlns:w16cid="http://schemas.microsoft.com/office/word/2016/wordml/cid" xmlns:w16="http://schemas.microsoft.com/office/word/2018/wordml" xmlns:w16sdtdh="http://schemas.microsoft.com/office/word/2020/wordml/sdtdatahash" xmlns:w16sdtfl="http://schemas.microsoft.com/office/word/2024/wordml/sdtformatlock" xmlns:w16se="http://schemas.microsoft.com/office/word/2015/wordml/symex" xmlns:w16du="http://schemas.microsoft.com/office/word/2023/wordml/word16du" xmlns:wne="http://schemas.microsoft.com/office/word/2006/wordml" mc:Ignorable="w14 w15 w16se w16cid w16 w16cex w16sdtdh w16sdtfl w16du wp14">
   <w:endnote w:type="separator" w:id="-1">
     <w:p>
       <w:r>
@@ -2465,7 +2265,7 @@
 </file>
 
 <file path=word/footer1.xml><?xml version="1.0" encoding="utf-8"?>
-<w:ftr xmlns:wpc="http://schemas.microsoft.com/office/word/2010/wordprocessingCanvas" xmlns:cx="http://schemas.microsoft.com/office/drawing/2014/chartex" xmlns:cx1="http://schemas.microsoft.com/office/drawing/2015/9/8/chartex" xmlns:cx2="http://schemas.microsoft.com/office/drawing/2015/10/21/chartex" xmlns:cx3="http://schemas.microsoft.com/office/drawing/2016/5/9/chartex" xmlns:cx4="http://schemas.microsoft.com/office/drawing/2016/5/10/chartex" xmlns:cx5="http://schemas.microsoft.com/office/drawing/2016/5/11/chartex" xmlns:cx6="http://schemas.microsoft.com/office/drawing/2016/5/12/chartex" xmlns:cx7="http://schemas.microsoft.com/office/drawing/2016/5/13/chartex" xmlns:cx8="http://schemas.microsoft.com/office/drawing/2016/5/14/chartex" xmlns:mc="http://schemas.openxmlformats.org/markup-compatibility/2006" xmlns:aink="http://schemas.microsoft.com/office/drawing/2016/ink" xmlns:am3d="http://schemas.microsoft.com/office/drawing/2017/model3d" xmlns:o="urn:schemas-microsoft-com:office:office" xmlns:oel="http://schemas.microsoft.com/office/2019/extlst" xmlns:r="http://schemas.openxmlformats.org/officeDocument/2006/relationships" xmlns:m="http://schemas.openxmlformats.org/officeDocument/2006/math" xmlns:v="urn:schemas-microsoft-com:vml" xmlns:wp14="http://schemas.microsoft.com/office/word/2010/wordprocessingDrawing" xmlns:wp="http://schemas.openxmlformats.org/drawingml/2006/wordprocessingDrawing" xmlns:w10="urn:schemas-microsoft-com:office:word" xmlns:w="http://schemas.openxmlformats.org/wordprocessingml/2006/main" xmlns:w14="http://schemas.microsoft.com/office/word/2010/wordml" xmlns:w15="http://schemas.microsoft.com/office/word/2012/wordml" xmlns:w16cex="http://schemas.microsoft.com/office/word/2018/wordml/cex" xmlns:w16cid="http://schemas.microsoft.com/office/word/2016/wordml/cid" xmlns:w16="http://schemas.microsoft.com/office/word/2018/wordml" xmlns:w16du="http://schemas.microsoft.com/office/word/2023/wordml/word16du" xmlns:w16sdtdh="http://schemas.microsoft.com/office/word/2020/wordml/sdtdatahash" xmlns:w16sdtfl="http://schemas.microsoft.com/office/word/2024/wordml/sdtformatlock" xmlns:w16se="http://schemas.microsoft.com/office/word/2015/wordml/symex" xmlns:wpg="http://schemas.microsoft.com/office/word/2010/wordprocessingGroup" xmlns:wpi="http://schemas.microsoft.com/office/word/2010/wordprocessingInk" xmlns:wne="http://schemas.microsoft.com/office/word/2006/wordml" xmlns:wps="http://schemas.microsoft.com/office/word/2010/wordprocessingShape" mc:Ignorable="w14 w15 w16se w16cid w16 w16cex w16sdtdh w16sdtfl w16du wp14">
+<w:ftr xmlns:wpc="http://schemas.microsoft.com/office/word/2010/wordprocessingCanvas" xmlns:cx="http://schemas.microsoft.com/office/drawing/2014/chartex" xmlns:cx1="http://schemas.microsoft.com/office/drawing/2015/9/8/chartex" xmlns:cx2="http://schemas.microsoft.com/office/drawing/2015/10/21/chartex" xmlns:cx3="http://schemas.microsoft.com/office/drawing/2016/5/9/chartex" xmlns:cx4="http://schemas.microsoft.com/office/drawing/2016/5/10/chartex" xmlns:cx5="http://schemas.microsoft.com/office/drawing/2016/5/11/chartex" xmlns:cx6="http://schemas.microsoft.com/office/drawing/2016/5/12/chartex" xmlns:cx7="http://schemas.microsoft.com/office/drawing/2016/5/13/chartex" xmlns:cx8="http://schemas.microsoft.com/office/drawing/2016/5/14/chartex" xmlns:mc="http://schemas.openxmlformats.org/markup-compatibility/2006" xmlns:m="http://schemas.openxmlformats.org/officeDocument/2006/math" xmlns:aink="http://schemas.microsoft.com/office/drawing/2016/ink" xmlns:am3d="http://schemas.microsoft.com/office/drawing/2017/model3d" xmlns:oel="http://schemas.microsoft.com/office/2019/extlst" xmlns:r="http://schemas.openxmlformats.org/officeDocument/2006/relationships" xmlns:wp14="http://schemas.microsoft.com/office/word/2010/wordprocessingDrawing" xmlns:wp="http://schemas.openxmlformats.org/drawingml/2006/wordprocessingDrawing" xmlns:wpg="http://schemas.microsoft.com/office/word/2010/wordprocessingGroup" xmlns:wpi="http://schemas.microsoft.com/office/word/2010/wordprocessingInk" xmlns:wps="http://schemas.microsoft.com/office/word/2010/wordprocessingShape" xmlns:o="urn:schemas-microsoft-com:office:office" xmlns:v="urn:schemas-microsoft-com:vml" xmlns:w10="urn:schemas-microsoft-com:office:word" xmlns:w="http://schemas.openxmlformats.org/wordprocessingml/2006/main" xmlns:w14="http://schemas.microsoft.com/office/word/2010/wordml" xmlns:w15="http://schemas.microsoft.com/office/word/2012/wordml" xmlns:w16cex="http://schemas.microsoft.com/office/word/2018/wordml/cex" xmlns:w16cid="http://schemas.microsoft.com/office/word/2016/wordml/cid" xmlns:w16="http://schemas.microsoft.com/office/word/2018/wordml" xmlns:w16sdtdh="http://schemas.microsoft.com/office/word/2020/wordml/sdtdatahash" xmlns:w16sdtfl="http://schemas.microsoft.com/office/word/2024/wordml/sdtformatlock" xmlns:w16se="http://schemas.microsoft.com/office/word/2015/wordml/symex" xmlns:w16du="http://schemas.microsoft.com/office/word/2023/wordml/word16du" xmlns:wne="http://schemas.microsoft.com/office/word/2006/wordml" mc:Ignorable="w14 w15 w16se w16cid w16 w16cex w16sdtdh w16sdtfl w16du wp14">
   <w:sdt>
     <w:sdtPr>
       <w:rPr>
@@ -2523,7 +2323,7 @@
 </file>
 
 <file path=word/footer2.xml><?xml version="1.0" encoding="utf-8"?>
-<w:ftr xmlns:wpc="http://schemas.microsoft.com/office/word/2010/wordprocessingCanvas" xmlns:cx="http://schemas.microsoft.com/office/drawing/2014/chartex" xmlns:cx1="http://schemas.microsoft.com/office/drawing/2015/9/8/chartex" xmlns:cx2="http://schemas.microsoft.com/office/drawing/2015/10/21/chartex" xmlns:cx3="http://schemas.microsoft.com/office/drawing/2016/5/9/chartex" xmlns:cx4="http://schemas.microsoft.com/office/drawing/2016/5/10/chartex" xmlns:cx5="http://schemas.microsoft.com/office/drawing/2016/5/11/chartex" xmlns:cx6="http://schemas.microsoft.com/office/drawing/2016/5/12/chartex" xmlns:cx7="http://schemas.microsoft.com/office/drawing/2016/5/13/chartex" xmlns:cx8="http://schemas.microsoft.com/office/drawing/2016/5/14/chartex" xmlns:mc="http://schemas.openxmlformats.org/markup-compatibility/2006" xmlns:aink="http://schemas.microsoft.com/office/drawing/2016/ink" xmlns:am3d="http://schemas.microsoft.com/office/drawing/2017/model3d" xmlns:o="urn:schemas-microsoft-com:office:office" xmlns:oel="http://schemas.microsoft.com/office/2019/extlst" xmlns:r="http://schemas.openxmlformats.org/officeDocument/2006/relationships" xmlns:m="http://schemas.openxmlformats.org/officeDocument/2006/math" xmlns:v="urn:schemas-microsoft-com:vml" xmlns:wp14="http://schemas.microsoft.com/office/word/2010/wordprocessingDrawing" xmlns:wp="http://schemas.openxmlformats.org/drawingml/2006/wordprocessingDrawing" xmlns:w10="urn:schemas-microsoft-com:office:word" xmlns:w="http://schemas.openxmlformats.org/wordprocessingml/2006/main" xmlns:w14="http://schemas.microsoft.com/office/word/2010/wordml" xmlns:w15="http://schemas.microsoft.com/office/word/2012/wordml" xmlns:w16cex="http://schemas.microsoft.com/office/word/2018/wordml/cex" xmlns:w16cid="http://schemas.microsoft.com/office/word/2016/wordml/cid" xmlns:w16="http://schemas.microsoft.com/office/word/2018/wordml" xmlns:w16du="http://schemas.microsoft.com/office/word/2023/wordml/word16du" xmlns:w16sdtdh="http://schemas.microsoft.com/office/word/2020/wordml/sdtdatahash" xmlns:w16sdtfl="http://schemas.microsoft.com/office/word/2024/wordml/sdtformatlock" xmlns:w16se="http://schemas.microsoft.com/office/word/2015/wordml/symex" xmlns:wpg="http://schemas.microsoft.com/office/word/2010/wordprocessingGroup" xmlns:wpi="http://schemas.microsoft.com/office/word/2010/wordprocessingInk" xmlns:wne="http://schemas.microsoft.com/office/word/2006/wordml" xmlns:wps="http://schemas.microsoft.com/office/word/2010/wordprocessingShape" mc:Ignorable="w14 w15 w16se w16cid w16 w16cex w16sdtdh w16sdtfl w16du wp14">
+<w:ftr xmlns:wpc="http://schemas.microsoft.com/office/word/2010/wordprocessingCanvas" xmlns:cx="http://schemas.microsoft.com/office/drawing/2014/chartex" xmlns:cx1="http://schemas.microsoft.com/office/drawing/2015/9/8/chartex" xmlns:cx2="http://schemas.microsoft.com/office/drawing/2015/10/21/chartex" xmlns:cx3="http://schemas.microsoft.com/office/drawing/2016/5/9/chartex" xmlns:cx4="http://schemas.microsoft.com/office/drawing/2016/5/10/chartex" xmlns:cx5="http://schemas.microsoft.com/office/drawing/2016/5/11/chartex" xmlns:cx6="http://schemas.microsoft.com/office/drawing/2016/5/12/chartex" xmlns:cx7="http://schemas.microsoft.com/office/drawing/2016/5/13/chartex" xmlns:cx8="http://schemas.microsoft.com/office/drawing/2016/5/14/chartex" xmlns:mc="http://schemas.openxmlformats.org/markup-compatibility/2006" xmlns:m="http://schemas.openxmlformats.org/officeDocument/2006/math" xmlns:aink="http://schemas.microsoft.com/office/drawing/2016/ink" xmlns:am3d="http://schemas.microsoft.com/office/drawing/2017/model3d" xmlns:oel="http://schemas.microsoft.com/office/2019/extlst" xmlns:r="http://schemas.openxmlformats.org/officeDocument/2006/relationships" xmlns:wp14="http://schemas.microsoft.com/office/word/2010/wordprocessingDrawing" xmlns:wp="http://schemas.openxmlformats.org/drawingml/2006/wordprocessingDrawing" xmlns:wpg="http://schemas.microsoft.com/office/word/2010/wordprocessingGroup" xmlns:wpi="http://schemas.microsoft.com/office/word/2010/wordprocessingInk" xmlns:wps="http://schemas.microsoft.com/office/word/2010/wordprocessingShape" xmlns:o="urn:schemas-microsoft-com:office:office" xmlns:v="urn:schemas-microsoft-com:vml" xmlns:w10="urn:schemas-microsoft-com:office:word" xmlns:w="http://schemas.openxmlformats.org/wordprocessingml/2006/main" xmlns:w14="http://schemas.microsoft.com/office/word/2010/wordml" xmlns:w15="http://schemas.microsoft.com/office/word/2012/wordml" xmlns:w16cex="http://schemas.microsoft.com/office/word/2018/wordml/cex" xmlns:w16cid="http://schemas.microsoft.com/office/word/2016/wordml/cid" xmlns:w16="http://schemas.microsoft.com/office/word/2018/wordml" xmlns:w16sdtdh="http://schemas.microsoft.com/office/word/2020/wordml/sdtdatahash" xmlns:w16sdtfl="http://schemas.microsoft.com/office/word/2024/wordml/sdtformatlock" xmlns:w16se="http://schemas.microsoft.com/office/word/2015/wordml/symex" xmlns:w16du="http://schemas.microsoft.com/office/word/2023/wordml/word16du" xmlns:wne="http://schemas.microsoft.com/office/word/2006/wordml" mc:Ignorable="w14 w15 w16se w16cid w16 w16cex w16sdtdh w16sdtfl w16du wp14">
   <w:sdt>
     <w:sdtPr>
       <w:rPr>
@@ -2588,7 +2388,7 @@
 </file>
 
 <file path=word/footnotes.xml><?xml version="1.0" encoding="utf-8"?>
-<w:footnotes xmlns:wpc="http://schemas.microsoft.com/office/word/2010/wordprocessingCanvas" xmlns:cx="http://schemas.microsoft.com/office/drawing/2014/chartex" xmlns:cx1="http://schemas.microsoft.com/office/drawing/2015/9/8/chartex" xmlns:cx2="http://schemas.microsoft.com/office/drawing/2015/10/21/chartex" xmlns:cx3="http://schemas.microsoft.com/office/drawing/2016/5/9/chartex" xmlns:cx4="http://schemas.microsoft.com/office/drawing/2016/5/10/chartex" xmlns:cx5="http://schemas.microsoft.com/office/drawing/2016/5/11/chartex" xmlns:cx6="http://schemas.microsoft.com/office/drawing/2016/5/12/chartex" xmlns:cx7="http://schemas.microsoft.com/office/drawing/2016/5/13/chartex" xmlns:cx8="http://schemas.microsoft.com/office/drawing/2016/5/14/chartex" xmlns:mc="http://schemas.openxmlformats.org/markup-compatibility/2006" xmlns:aink="http://schemas.microsoft.com/office/drawing/2016/ink" xmlns:am3d="http://schemas.microsoft.com/office/drawing/2017/model3d" xmlns:o="urn:schemas-microsoft-com:office:office" xmlns:oel="http://schemas.microsoft.com/office/2019/extlst" xmlns:r="http://schemas.openxmlformats.org/officeDocument/2006/relationships" xmlns:m="http://schemas.openxmlformats.org/officeDocument/2006/math" xmlns:v="urn:schemas-microsoft-com:vml" xmlns:wp14="http://schemas.microsoft.com/office/word/2010/wordprocessingDrawing" xmlns:wp="http://schemas.openxmlformats.org/drawingml/2006/wordprocessingDrawing" xmlns:w10="urn:schemas-microsoft-com:office:word" xmlns:w="http://schemas.openxmlformats.org/wordprocessingml/2006/main" xmlns:w14="http://schemas.microsoft.com/office/word/2010/wordml" xmlns:w15="http://schemas.microsoft.com/office/word/2012/wordml" xmlns:w16cex="http://schemas.microsoft.com/office/word/2018/wordml/cex" xmlns:w16cid="http://schemas.microsoft.com/office/word/2016/wordml/cid" xmlns:w16="http://schemas.microsoft.com/office/word/2018/wordml" xmlns:w16du="http://schemas.microsoft.com/office/word/2023/wordml/word16du" xmlns:w16sdtdh="http://schemas.microsoft.com/office/word/2020/wordml/sdtdatahash" xmlns:w16sdtfl="http://schemas.microsoft.com/office/word/2024/wordml/sdtformatlock" xmlns:w16se="http://schemas.microsoft.com/office/word/2015/wordml/symex" xmlns:wpg="http://schemas.microsoft.com/office/word/2010/wordprocessingGroup" xmlns:wpi="http://schemas.microsoft.com/office/word/2010/wordprocessingInk" xmlns:wne="http://schemas.microsoft.com/office/word/2006/wordml" xmlns:wps="http://schemas.microsoft.com/office/word/2010/wordprocessingShape" mc:Ignorable="w14 w15 w16se w16cid w16 w16cex w16sdtdh w16sdtfl w16du wp14">
+<w:footnotes xmlns:wpc="http://schemas.microsoft.com/office/word/2010/wordprocessingCanvas" xmlns:cx="http://schemas.microsoft.com/office/drawing/2014/chartex" xmlns:cx1="http://schemas.microsoft.com/office/drawing/2015/9/8/chartex" xmlns:cx2="http://schemas.microsoft.com/office/drawing/2015/10/21/chartex" xmlns:cx3="http://schemas.microsoft.com/office/drawing/2016/5/9/chartex" xmlns:cx4="http://schemas.microsoft.com/office/drawing/2016/5/10/chartex" xmlns:cx5="http://schemas.microsoft.com/office/drawing/2016/5/11/chartex" xmlns:cx6="http://schemas.microsoft.com/office/drawing/2016/5/12/chartex" xmlns:cx7="http://schemas.microsoft.com/office/drawing/2016/5/13/chartex" xmlns:cx8="http://schemas.microsoft.com/office/drawing/2016/5/14/chartex" xmlns:mc="http://schemas.openxmlformats.org/markup-compatibility/2006" xmlns:m="http://schemas.openxmlformats.org/officeDocument/2006/math" xmlns:aink="http://schemas.microsoft.com/office/drawing/2016/ink" xmlns:am3d="http://schemas.microsoft.com/office/drawing/2017/model3d" xmlns:oel="http://schemas.microsoft.com/office/2019/extlst" xmlns:r="http://schemas.openxmlformats.org/officeDocument/2006/relationships" xmlns:wp14="http://schemas.microsoft.com/office/word/2010/wordprocessingDrawing" xmlns:wp="http://schemas.openxmlformats.org/drawingml/2006/wordprocessingDrawing" xmlns:wpg="http://schemas.microsoft.com/office/word/2010/wordprocessingGroup" xmlns:wpi="http://schemas.microsoft.com/office/word/2010/wordprocessingInk" xmlns:wps="http://schemas.microsoft.com/office/word/2010/wordprocessingShape" xmlns:o="urn:schemas-microsoft-com:office:office" xmlns:v="urn:schemas-microsoft-com:vml" xmlns:w10="urn:schemas-microsoft-com:office:word" xmlns:w="http://schemas.openxmlformats.org/wordprocessingml/2006/main" xmlns:w14="http://schemas.microsoft.com/office/word/2010/wordml" xmlns:w15="http://schemas.microsoft.com/office/word/2012/wordml" xmlns:w16cex="http://schemas.microsoft.com/office/word/2018/wordml/cex" xmlns:w16cid="http://schemas.microsoft.com/office/word/2016/wordml/cid" xmlns:w16="http://schemas.microsoft.com/office/word/2018/wordml" xmlns:w16sdtdh="http://schemas.microsoft.com/office/word/2020/wordml/sdtdatahash" xmlns:w16sdtfl="http://schemas.microsoft.com/office/word/2024/wordml/sdtformatlock" xmlns:w16se="http://schemas.microsoft.com/office/word/2015/wordml/symex" xmlns:w16du="http://schemas.microsoft.com/office/word/2023/wordml/word16du" xmlns:wne="http://schemas.microsoft.com/office/word/2006/wordml" mc:Ignorable="w14 w15 w16se w16cid w16 w16cex w16sdtdh w16sdtfl w16du wp14">
   <w:footnote w:type="separator" w:id="-1">
     <w:p>
       <w:r>
@@ -2607,7 +2407,7 @@
 </file>
 
 <file path=word/header1.xml><?xml version="1.0" encoding="utf-8"?>
-<w:hdr xmlns:wpc="http://schemas.microsoft.com/office/word/2010/wordprocessingCanvas" xmlns:cx="http://schemas.microsoft.com/office/drawing/2014/chartex" xmlns:cx1="http://schemas.microsoft.com/office/drawing/2015/9/8/chartex" xmlns:cx2="http://schemas.microsoft.com/office/drawing/2015/10/21/chartex" xmlns:cx3="http://schemas.microsoft.com/office/drawing/2016/5/9/chartex" xmlns:cx4="http://schemas.microsoft.com/office/drawing/2016/5/10/chartex" xmlns:cx5="http://schemas.microsoft.com/office/drawing/2016/5/11/chartex" xmlns:cx6="http://schemas.microsoft.com/office/drawing/2016/5/12/chartex" xmlns:cx7="http://schemas.microsoft.com/office/drawing/2016/5/13/chartex" xmlns:cx8="http://schemas.microsoft.com/office/drawing/2016/5/14/chartex" xmlns:mc="http://schemas.openxmlformats.org/markup-compatibility/2006" xmlns:aink="http://schemas.microsoft.com/office/drawing/2016/ink" xmlns:am3d="http://schemas.microsoft.com/office/drawing/2017/model3d" xmlns:o="urn:schemas-microsoft-com:office:office" xmlns:oel="http://schemas.microsoft.com/office/2019/extlst" xmlns:r="http://schemas.openxmlformats.org/officeDocument/2006/relationships" xmlns:m="http://schemas.openxmlformats.org/officeDocument/2006/math" xmlns:v="urn:schemas-microsoft-com:vml" xmlns:wp14="http://schemas.microsoft.com/office/word/2010/wordprocessingDrawing" xmlns:wp="http://schemas.openxmlformats.org/drawingml/2006/wordprocessingDrawing" xmlns:w10="urn:schemas-microsoft-com:office:word" xmlns:w="http://schemas.openxmlformats.org/wordprocessingml/2006/main" xmlns:w14="http://schemas.microsoft.com/office/word/2010/wordml" xmlns:w15="http://schemas.microsoft.com/office/word/2012/wordml" xmlns:w16cex="http://schemas.microsoft.com/office/word/2018/wordml/cex" xmlns:w16cid="http://schemas.microsoft.com/office/word/2016/wordml/cid" xmlns:w16="http://schemas.microsoft.com/office/word/2018/wordml" xmlns:w16du="http://schemas.microsoft.com/office/word/2023/wordml/word16du" xmlns:w16sdtdh="http://schemas.microsoft.com/office/word/2020/wordml/sdtdatahash" xmlns:w16sdtfl="http://schemas.microsoft.com/office/word/2024/wordml/sdtformatlock" xmlns:w16se="http://schemas.microsoft.com/office/word/2015/wordml/symex" xmlns:wpg="http://schemas.microsoft.com/office/word/2010/wordprocessingGroup" xmlns:wpi="http://schemas.microsoft.com/office/word/2010/wordprocessingInk" xmlns:wne="http://schemas.microsoft.com/office/word/2006/wordml" xmlns:wps="http://schemas.microsoft.com/office/word/2010/wordprocessingShape" mc:Ignorable="w14 w15 w16se w16cid w16 w16cex w16sdtdh w16sdtfl w16du wp14">
+<w:hdr xmlns:wpc="http://schemas.microsoft.com/office/word/2010/wordprocessingCanvas" xmlns:cx="http://schemas.microsoft.com/office/drawing/2014/chartex" xmlns:cx1="http://schemas.microsoft.com/office/drawing/2015/9/8/chartex" xmlns:cx2="http://schemas.microsoft.com/office/drawing/2015/10/21/chartex" xmlns:cx3="http://schemas.microsoft.com/office/drawing/2016/5/9/chartex" xmlns:cx4="http://schemas.microsoft.com/office/drawing/2016/5/10/chartex" xmlns:cx5="http://schemas.microsoft.com/office/drawing/2016/5/11/chartex" xmlns:cx6="http://schemas.microsoft.com/office/drawing/2016/5/12/chartex" xmlns:cx7="http://schemas.microsoft.com/office/drawing/2016/5/13/chartex" xmlns:cx8="http://schemas.microsoft.com/office/drawing/2016/5/14/chartex" xmlns:mc="http://schemas.openxmlformats.org/markup-compatibility/2006" xmlns:m="http://schemas.openxmlformats.org/officeDocument/2006/math" xmlns:aink="http://schemas.microsoft.com/office/drawing/2016/ink" xmlns:am3d="http://schemas.microsoft.com/office/drawing/2017/model3d" xmlns:oel="http://schemas.microsoft.com/office/2019/extlst" xmlns:r="http://schemas.openxmlformats.org/officeDocument/2006/relationships" xmlns:wp14="http://schemas.microsoft.com/office/word/2010/wordprocessingDrawing" xmlns:wp="http://schemas.openxmlformats.org/drawingml/2006/wordprocessingDrawing" xmlns:wpg="http://schemas.microsoft.com/office/word/2010/wordprocessingGroup" xmlns:wpi="http://schemas.microsoft.com/office/word/2010/wordprocessingInk" xmlns:wps="http://schemas.microsoft.com/office/word/2010/wordprocessingShape" xmlns:o="urn:schemas-microsoft-com:office:office" xmlns:v="urn:schemas-microsoft-com:vml" xmlns:w10="urn:schemas-microsoft-com:office:word" xmlns:w="http://schemas.openxmlformats.org/wordprocessingml/2006/main" xmlns:w14="http://schemas.microsoft.com/office/word/2010/wordml" xmlns:w15="http://schemas.microsoft.com/office/word/2012/wordml" xmlns:w16cex="http://schemas.microsoft.com/office/word/2018/wordml/cex" xmlns:w16cid="http://schemas.microsoft.com/office/word/2016/wordml/cid" xmlns:w16="http://schemas.microsoft.com/office/word/2018/wordml" xmlns:w16sdtdh="http://schemas.microsoft.com/office/word/2020/wordml/sdtdatahash" xmlns:w16sdtfl="http://schemas.microsoft.com/office/word/2024/wordml/sdtformatlock" xmlns:w16se="http://schemas.microsoft.com/office/word/2015/wordml/symex" xmlns:w16du="http://schemas.microsoft.com/office/word/2023/wordml/word16du" xmlns:wne="http://schemas.microsoft.com/office/word/2006/wordml" mc:Ignorable="w14 w15 w16se w16cid w16 w16cex w16sdtdh w16sdtfl w16du wp14">
   <w:p>
     <w:pPr>
       <w:pStyle w:val="Logo"/>
@@ -2657,7 +2457,7 @@
 </file>
 
 <file path=word/numbering.xml><?xml version="1.0" encoding="utf-8"?>
-<w:numbering xmlns:wpc="http://schemas.microsoft.com/office/word/2010/wordprocessingCanvas" xmlns:cx="http://schemas.microsoft.com/office/drawing/2014/chartex" xmlns:cx1="http://schemas.microsoft.com/office/drawing/2015/9/8/chartex" xmlns:cx2="http://schemas.microsoft.com/office/drawing/2015/10/21/chartex" xmlns:cx3="http://schemas.microsoft.com/office/drawing/2016/5/9/chartex" xmlns:cx4="http://schemas.microsoft.com/office/drawing/2016/5/10/chartex" xmlns:cx5="http://schemas.microsoft.com/office/drawing/2016/5/11/chartex" xmlns:cx6="http://schemas.microsoft.com/office/drawing/2016/5/12/chartex" xmlns:cx7="http://schemas.microsoft.com/office/drawing/2016/5/13/chartex" xmlns:cx8="http://schemas.microsoft.com/office/drawing/2016/5/14/chartex" xmlns:mc="http://schemas.openxmlformats.org/markup-compatibility/2006" xmlns:aink="http://schemas.microsoft.com/office/drawing/2016/ink" xmlns:am3d="http://schemas.microsoft.com/office/drawing/2017/model3d" xmlns:o="urn:schemas-microsoft-com:office:office" xmlns:oel="http://schemas.microsoft.com/office/2019/extlst" xmlns:r="http://schemas.openxmlformats.org/officeDocument/2006/relationships" xmlns:m="http://schemas.openxmlformats.org/officeDocument/2006/math" xmlns:v="urn:schemas-microsoft-com:vml" xmlns:wp14="http://schemas.microsoft.com/office/word/2010/wordprocessingDrawing" xmlns:wp="http://schemas.openxmlformats.org/drawingml/2006/wordprocessingDrawing" xmlns:w10="urn:schemas-microsoft-com:office:word" xmlns:w="http://schemas.openxmlformats.org/wordprocessingml/2006/main" xmlns:w14="http://schemas.microsoft.com/office/word/2010/wordml" xmlns:w15="http://schemas.microsoft.com/office/word/2012/wordml" xmlns:w16cex="http://schemas.microsoft.com/office/word/2018/wordml/cex" xmlns:w16cid="http://schemas.microsoft.com/office/word/2016/wordml/cid" xmlns:w16="http://schemas.microsoft.com/office/word/2018/wordml" xmlns:w16du="http://schemas.microsoft.com/office/word/2023/wordml/word16du" xmlns:w16sdtdh="http://schemas.microsoft.com/office/word/2020/wordml/sdtdatahash" xmlns:w16sdtfl="http://schemas.microsoft.com/office/word/2024/wordml/sdtformatlock" xmlns:w16se="http://schemas.microsoft.com/office/word/2015/wordml/symex" xmlns:wpg="http://schemas.microsoft.com/office/word/2010/wordprocessingGroup" xmlns:wpi="http://schemas.microsoft.com/office/word/2010/wordprocessingInk" xmlns:wne="http://schemas.microsoft.com/office/word/2006/wordml" xmlns:wps="http://schemas.microsoft.com/office/word/2010/wordprocessingShape" mc:Ignorable="w14 w15 w16se w16cid w16 w16cex w16sdtdh w16sdtfl w16du wp14">
+<w:numbering xmlns:wpc="http://schemas.microsoft.com/office/word/2010/wordprocessingCanvas" xmlns:cx="http://schemas.microsoft.com/office/drawing/2014/chartex" xmlns:cx1="http://schemas.microsoft.com/office/drawing/2015/9/8/chartex" xmlns:cx2="http://schemas.microsoft.com/office/drawing/2015/10/21/chartex" xmlns:cx3="http://schemas.microsoft.com/office/drawing/2016/5/9/chartex" xmlns:cx4="http://schemas.microsoft.com/office/drawing/2016/5/10/chartex" xmlns:cx5="http://schemas.microsoft.com/office/drawing/2016/5/11/chartex" xmlns:cx6="http://schemas.microsoft.com/office/drawing/2016/5/12/chartex" xmlns:cx7="http://schemas.microsoft.com/office/drawing/2016/5/13/chartex" xmlns:cx8="http://schemas.microsoft.com/office/drawing/2016/5/14/chartex" xmlns:mc="http://schemas.openxmlformats.org/markup-compatibility/2006" xmlns:m="http://schemas.openxmlformats.org/officeDocument/2006/math" xmlns:aink="http://schemas.microsoft.com/office/drawing/2016/ink" xmlns:am3d="http://schemas.microsoft.com/office/drawing/2017/model3d" xmlns:oel="http://schemas.microsoft.com/office/2019/extlst" xmlns:r="http://schemas.openxmlformats.org/officeDocument/2006/relationships" xmlns:wp14="http://schemas.microsoft.com/office/word/2010/wordprocessingDrawing" xmlns:wp="http://schemas.openxmlformats.org/drawingml/2006/wordprocessingDrawing" xmlns:wpg="http://schemas.microsoft.com/office/word/2010/wordprocessingGroup" xmlns:wpi="http://schemas.microsoft.com/office/word/2010/wordprocessingInk" xmlns:wps="http://schemas.microsoft.com/office/word/2010/wordprocessingShape" xmlns:o="urn:schemas-microsoft-com:office:office" xmlns:v="urn:schemas-microsoft-com:vml" xmlns:w10="urn:schemas-microsoft-com:office:word" xmlns:w="http://schemas.openxmlformats.org/wordprocessingml/2006/main" xmlns:w14="http://schemas.microsoft.com/office/word/2010/wordml" xmlns:w15="http://schemas.microsoft.com/office/word/2012/wordml" xmlns:w16cex="http://schemas.microsoft.com/office/word/2018/wordml/cex" xmlns:w16cid="http://schemas.microsoft.com/office/word/2016/wordml/cid" xmlns:w16="http://schemas.microsoft.com/office/word/2018/wordml" xmlns:w16sdtdh="http://schemas.microsoft.com/office/word/2020/wordml/sdtdatahash" xmlns:w16sdtfl="http://schemas.microsoft.com/office/word/2024/wordml/sdtformatlock" xmlns:w16se="http://schemas.microsoft.com/office/word/2015/wordml/symex" xmlns:w16du="http://schemas.microsoft.com/office/word/2023/wordml/word16du" xmlns:wne="http://schemas.microsoft.com/office/word/2006/wordml" mc:Ignorable="w14 w15 w16se w16cid w16 w16cex w16sdtdh w16sdtfl w16du wp14">
   <w:abstractNum w:abstractNumId="0" w15:restartNumberingAfterBreak="0">
     <w:nsid w:val="01F7215A"/>
     <w:multiLevelType w:val="multilevel"/>
@@ -10431,7 +10231,7 @@
 </file>
 
 <file path=word/styles.xml><?xml version="1.0" encoding="utf-8"?>
-<w:styles xmlns:mc="http://schemas.openxmlformats.org/markup-compatibility/2006" xmlns:r="http://schemas.openxmlformats.org/officeDocument/2006/relationships" xmlns:w="http://schemas.openxmlformats.org/wordprocessingml/2006/main" xmlns:w14="http://schemas.microsoft.com/office/word/2010/wordml" xmlns:w15="http://schemas.microsoft.com/office/word/2012/wordml" xmlns:w16cex="http://schemas.microsoft.com/office/word/2018/wordml/cex" xmlns:w16cid="http://schemas.microsoft.com/office/word/2016/wordml/cid" xmlns:w16="http://schemas.microsoft.com/office/word/2018/wordml" xmlns:w16du="http://schemas.microsoft.com/office/word/2023/wordml/word16du" xmlns:w16sdtdh="http://schemas.microsoft.com/office/word/2020/wordml/sdtdatahash" xmlns:w16sdtfl="http://schemas.microsoft.com/office/word/2024/wordml/sdtformatlock" xmlns:w16se="http://schemas.microsoft.com/office/word/2015/wordml/symex" mc:Ignorable="w14 w15 w16se w16cid w16 w16cex w16sdtdh w16sdtfl w16du">
+<w:styles xmlns:mc="http://schemas.openxmlformats.org/markup-compatibility/2006" xmlns:r="http://schemas.openxmlformats.org/officeDocument/2006/relationships" xmlns:w="http://schemas.openxmlformats.org/wordprocessingml/2006/main" xmlns:w14="http://schemas.microsoft.com/office/word/2010/wordml" xmlns:w15="http://schemas.microsoft.com/office/word/2012/wordml" xmlns:w16cex="http://schemas.microsoft.com/office/word/2018/wordml/cex" xmlns:w16cid="http://schemas.microsoft.com/office/word/2016/wordml/cid" xmlns:w16="http://schemas.microsoft.com/office/word/2018/wordml" xmlns:w16sdtdh="http://schemas.microsoft.com/office/word/2020/wordml/sdtdatahash" xmlns:w16sdtfl="http://schemas.microsoft.com/office/word/2024/wordml/sdtformatlock" xmlns:w16se="http://schemas.microsoft.com/office/word/2015/wordml/symex" xmlns:w16du="http://schemas.microsoft.com/office/word/2023/wordml/word16du" mc:Ignorable="w14 w15 w16se w16cid w16 w16cex w16sdtdh w16sdtfl w16du">
   <w:docDefaults>
     <w:rPrDefault>
       <w:rPr>
@@ -10828,15 +10628,15 @@
   <w:style w:type="paragraph" w:default="1" w:styleId="Normal">
     <w:name w:val="Normal"/>
     <w:qFormat/>
-    <w:rsid w:val="00A208A6"/>
+    <w:rsid w:val="00845A71"/>
     <w:pPr>
-      <w:spacing w:after="120" w:line="240" w:lineRule="auto"/>
+      <w:spacing w:after="0" w:line="240" w:lineRule="auto"/>
     </w:pPr>
     <w:rPr>
-      <w:rFonts w:ascii="Arial" w:eastAsia="Arial" w:hAnsi="Arial" w:cs="Arial"/>
-      <w:color w:val="000000" w:themeColor="text1"/>
+      <w:rFonts w:ascii="Times New Roman" w:eastAsia="Times New Roman" w:hAnsi="Times New Roman" w:cs="Times New Roman"/>
       <w:sz w:val="24"/>
       <w:szCs w:val="24"/>
+      <w:lang w:val="en-US"/>
     </w:rPr>
   </w:style>
   <w:style w:type="paragraph" w:styleId="Heading1">
@@ -10850,14 +10650,18 @@
     <w:pPr>
       <w:keepNext/>
       <w:keepLines/>
+      <w:spacing w:after="120"/>
       <w:ind w:left="2880" w:hanging="2970"/>
       <w:jc w:val="center"/>
       <w:outlineLvl w:val="0"/>
     </w:pPr>
     <w:rPr>
+      <w:rFonts w:ascii="Arial" w:eastAsia="Arial" w:hAnsi="Arial" w:cs="Arial"/>
       <w:b/>
       <w:bCs/>
+      <w:color w:val="000000" w:themeColor="text1"/>
       <w:sz w:val="28"/>
+      <w:lang w:val="en"/>
     </w:rPr>
   </w:style>
   <w:style w:type="paragraph" w:styleId="Heading2">
@@ -10872,12 +10676,16 @@
     <w:pPr>
       <w:keepNext/>
       <w:keepLines/>
+      <w:spacing w:after="120"/>
       <w:ind w:left="2880" w:hanging="2880"/>
       <w:outlineLvl w:val="1"/>
     </w:pPr>
     <w:rPr>
+      <w:rFonts w:ascii="Arial" w:eastAsia="Arial" w:hAnsi="Arial" w:cs="Arial"/>
       <w:b/>
       <w:bCs/>
+      <w:color w:val="000000" w:themeColor="text1"/>
+      <w:lang w:val="en"/>
     </w:rPr>
   </w:style>
   <w:style w:type="paragraph" w:styleId="Heading3">
@@ -10891,12 +10699,16 @@
     <w:pPr>
       <w:keepNext/>
       <w:keepLines/>
+      <w:spacing w:after="120"/>
       <w:ind w:left="2880" w:hanging="2606"/>
       <w:outlineLvl w:val="2"/>
     </w:pPr>
     <w:rPr>
+      <w:rFonts w:ascii="Arial" w:eastAsia="Arial" w:hAnsi="Arial" w:cs="Arial"/>
       <w:b/>
       <w:bCs/>
+      <w:color w:val="000000" w:themeColor="text1"/>
+      <w:lang w:val="en"/>
     </w:rPr>
   </w:style>
   <w:style w:type="paragraph" w:styleId="Heading4">
@@ -10910,12 +10722,16 @@
     <w:pPr>
       <w:keepNext/>
       <w:keepLines/>
+      <w:spacing w:after="120"/>
       <w:ind w:left="432"/>
       <w:outlineLvl w:val="3"/>
     </w:pPr>
     <w:rPr>
+      <w:rFonts w:ascii="Arial" w:eastAsia="Arial" w:hAnsi="Arial" w:cs="Arial"/>
       <w:b/>
       <w:bCs/>
+      <w:color w:val="000000" w:themeColor="text1"/>
+      <w:lang w:val="en"/>
     </w:rPr>
   </w:style>
   <w:style w:type="paragraph" w:styleId="Heading5">
@@ -10929,12 +10745,16 @@
     <w:pPr>
       <w:keepNext/>
       <w:keepLines/>
+      <w:spacing w:after="120"/>
       <w:ind w:left="576"/>
       <w:outlineLvl w:val="4"/>
     </w:pPr>
     <w:rPr>
+      <w:rFonts w:ascii="Arial" w:eastAsia="Arial" w:hAnsi="Arial" w:cs="Arial"/>
       <w:b/>
       <w:bCs/>
+      <w:color w:val="000000" w:themeColor="text1"/>
+      <w:lang w:val="en"/>
     </w:rPr>
   </w:style>
   <w:style w:type="paragraph" w:styleId="Heading6">
@@ -10951,15 +10771,19 @@
       <w:outlineLvl w:val="5"/>
     </w:pPr>
     <w:rPr>
+      <w:rFonts w:ascii="Arial" w:eastAsia="Arial" w:hAnsi="Arial" w:cs="Arial"/>
       <w:b/>
       <w:bCs/>
+      <w:color w:val="000000" w:themeColor="text1"/>
       <w:sz w:val="20"/>
       <w:szCs w:val="20"/>
+      <w:lang w:val="en"/>
     </w:rPr>
   </w:style>
   <w:style w:type="character" w:default="1" w:styleId="DefaultParagraphFont">
     <w:name w:val="Default Paragraph Font"/>
     <w:uiPriority w:val="1"/>
+    <w:semiHidden/>
     <w:unhideWhenUsed/>
   </w:style>
   <w:style w:type="table" w:default="1" w:styleId="TableNormal">
@@ -11009,10 +10833,13 @@
       <w:spacing w:after="840"/>
     </w:pPr>
     <w:rPr>
+      <w:rFonts w:ascii="Arial" w:eastAsia="Arial" w:hAnsi="Arial" w:cs="Arial"/>
       <w:b/>
       <w:bCs/>
+      <w:color w:val="000000" w:themeColor="text1"/>
       <w:sz w:val="28"/>
       <w:szCs w:val="72"/>
+      <w:lang w:val="en"/>
     </w:rPr>
   </w:style>
   <w:style w:type="table" w:customStyle="1" w:styleId="TableNormal1">
@@ -11975,8 +11802,14 @@
       <w:numPr>
         <w:numId w:val="1"/>
       </w:numPr>
+      <w:spacing w:after="120"/>
       <w:contextualSpacing/>
     </w:pPr>
+    <w:rPr>
+      <w:rFonts w:ascii="Arial" w:eastAsia="Arial" w:hAnsi="Arial" w:cs="Arial"/>
+      <w:color w:val="000000" w:themeColor="text1"/>
+      <w:lang w:val="en"/>
+    </w:rPr>
   </w:style>
   <w:style w:type="paragraph" w:styleId="Footer">
     <w:name w:val="footer"/>
@@ -11990,8 +11823,12 @@
         <w:tab w:val="center" w:pos="4680"/>
         <w:tab w:val="right" w:pos="9360"/>
       </w:tabs>
-      <w:spacing w:after="0"/>
     </w:pPr>
+    <w:rPr>
+      <w:rFonts w:ascii="Arial" w:eastAsia="Arial" w:hAnsi="Arial" w:cs="Arial"/>
+      <w:color w:val="000000" w:themeColor="text1"/>
+      <w:lang w:val="en"/>
+    </w:rPr>
   </w:style>
   <w:style w:type="character" w:customStyle="1" w:styleId="FooterChar">
     <w:name w:val="Footer Char"/>
@@ -12009,17 +11846,11 @@
     <w:name w:val="Normal (Web)"/>
     <w:basedOn w:val="Normal"/>
     <w:uiPriority w:val="99"/>
-    <w:semiHidden/>
     <w:unhideWhenUsed/>
     <w:rsid w:val="005B296E"/>
     <w:pPr>
       <w:spacing w:before="100" w:beforeAutospacing="1" w:after="100" w:afterAutospacing="1"/>
     </w:pPr>
-    <w:rPr>
-      <w:rFonts w:ascii="Times New Roman" w:eastAsia="Times New Roman" w:hAnsi="Times New Roman" w:cs="Times New Roman"/>
-      <w:color w:val="auto"/>
-      <w:lang w:val="en-US"/>
-    </w:rPr>
   </w:style>
   <w:style w:type="paragraph" w:customStyle="1" w:styleId="Normal-centered">
     <w:name w:val="Normal - centered"/>
@@ -12027,8 +11858,14 @@
     <w:qFormat/>
     <w:rsid w:val="005B296E"/>
     <w:pPr>
+      <w:spacing w:after="120"/>
       <w:jc w:val="center"/>
     </w:pPr>
+    <w:rPr>
+      <w:rFonts w:ascii="Arial" w:eastAsia="Arial" w:hAnsi="Arial" w:cs="Arial"/>
+      <w:color w:val="000000" w:themeColor="text1"/>
+      <w:lang w:val="en"/>
+    </w:rPr>
   </w:style>
   <w:style w:type="paragraph" w:customStyle="1" w:styleId="Heading1Left">
     <w:name w:val="Heading 1 + Left"/>
@@ -12047,10 +11884,14 @@
     <w:qFormat/>
     <w:rsid w:val="005B296E"/>
     <w:pPr>
+      <w:spacing w:after="120"/>
       <w:jc w:val="center"/>
     </w:pPr>
     <w:rPr>
+      <w:rFonts w:ascii="Arial" w:eastAsia="Arial" w:hAnsi="Arial" w:cs="Arial"/>
       <w:noProof/>
+      <w:color w:val="000000" w:themeColor="text1"/>
+      <w:lang w:val="en"/>
     </w:rPr>
   </w:style>
   <w:style w:type="character" w:customStyle="1" w:styleId="Heading1Char">
@@ -12104,8 +11945,14 @@
     <w:qFormat/>
     <w:rsid w:val="00741B0A"/>
     <w:pPr>
+      <w:spacing w:after="120"/>
       <w:ind w:left="630"/>
     </w:pPr>
+    <w:rPr>
+      <w:rFonts w:ascii="Arial" w:eastAsia="Arial" w:hAnsi="Arial" w:cs="Arial"/>
+      <w:color w:val="000000" w:themeColor="text1"/>
+      <w:lang w:val="en"/>
+    </w:rPr>
   </w:style>
   <w:style w:type="table" w:customStyle="1" w:styleId="table">
     <w:name w:val="table"/>
@@ -12177,9 +12024,11 @@
     <w:basedOn w:val="Normal"/>
     <w:qFormat/>
     <w:rsid w:val="0001132F"/>
-    <w:pPr>
-      <w:spacing w:after="0"/>
-    </w:pPr>
+    <w:rPr>
+      <w:rFonts w:ascii="Arial" w:eastAsia="Arial" w:hAnsi="Arial" w:cs="Arial"/>
+      <w:color w:val="000000" w:themeColor="text1"/>
+      <w:lang w:val="en"/>
+    </w:rPr>
   </w:style>
   <w:style w:type="paragraph" w:styleId="Revision">
     <w:name w:val="Revision"/>
@@ -12217,10 +12066,14 @@
       <w:numPr>
         <w:numId w:val="2"/>
       </w:numPr>
+      <w:spacing w:after="120"/>
       <w:outlineLvl w:val="1"/>
     </w:pPr>
     <w:rPr>
+      <w:rFonts w:ascii="Arial" w:eastAsia="Arial" w:hAnsi="Arial" w:cs="Arial"/>
       <w:b/>
+      <w:color w:val="000000" w:themeColor="text1"/>
+      <w:lang w:val="en"/>
     </w:rPr>
   </w:style>
   <w:style w:type="paragraph" w:customStyle="1" w:styleId="NumH3">
@@ -12308,8 +12161,12 @@
         <w:tab w:val="center" w:pos="4680"/>
         <w:tab w:val="right" w:pos="9360"/>
       </w:tabs>
-      <w:spacing w:after="0"/>
     </w:pPr>
+    <w:rPr>
+      <w:rFonts w:ascii="Arial" w:eastAsia="Arial" w:hAnsi="Arial" w:cs="Arial"/>
+      <w:color w:val="000000" w:themeColor="text1"/>
+      <w:lang w:val="en"/>
+    </w:rPr>
   </w:style>
   <w:style w:type="character" w:customStyle="1" w:styleId="HeaderChar">
     <w:name w:val="Header Char"/>
@@ -12649,9 +12506,12 @@
         <w:right w:val="nil"/>
         <w:between w:val="nil"/>
       </w:pBdr>
+      <w:spacing w:after="120"/>
     </w:pPr>
     <w:rPr>
+      <w:rFonts w:ascii="Arial" w:eastAsia="Arial" w:hAnsi="Arial" w:cs="Arial"/>
       <w:color w:val="000000"/>
+      <w:lang w:val="en"/>
     </w:rPr>
   </w:style>
   <w:style w:type="paragraph" w:styleId="ListBullet">
@@ -12666,14 +12526,12 @@
       <w:numPr>
         <w:numId w:val="57"/>
       </w:numPr>
-      <w:spacing w:line="276" w:lineRule="auto"/>
+      <w:spacing w:after="120" w:line="276" w:lineRule="auto"/>
       <w:ind w:left="288" w:hanging="288"/>
     </w:pPr>
     <w:rPr>
-      <w:rFonts w:cstheme="minorBidi"/>
-      <w:color w:val="auto"/>
+      <w:rFonts w:ascii="Arial" w:eastAsia="Arial" w:hAnsi="Arial" w:cstheme="minorBidi"/>
       <w:szCs w:val="22"/>
-      <w:lang w:val="en-US"/>
     </w:rPr>
   </w:style>
   <w:style w:type="paragraph" w:customStyle="1" w:styleId="numberingqs">
@@ -13277,28 +13135,28 @@
 </file>
 
 <file path=customXml/item1.xml><?xml version="1.0" encoding="utf-8"?>
+<b:Sources xmlns:b="http://schemas.openxmlformats.org/officeDocument/2006/bibliography" xmlns="http://schemas.openxmlformats.org/officeDocument/2006/bibliography" SelectedStyle="/APASixthEditionOfficeOnline.xsl" StyleName="APA" Version="6"/>
+</file>
+
+<file path=customXml/item2.xml><?xml version="1.0" encoding="utf-8"?>
 <go:gDocsCustomXmlDataStorage xmlns:go="http://customooxmlschemas.google.com/" xmlns:r="http://schemas.openxmlformats.org/officeDocument/2006/relationships" uri="GoogleDocsCustomDataVersion2">
   <go:docsCustomData xmlns:go="http://customooxmlschemas.google.com/" roundtripDataSignature="AMtx7mjNM190Tgsv8Hr7tOEtkBC9xrTWYw==">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</go:docsCustomData>
 </go:gDocsCustomXmlDataStorage>
 </file>
 
-<file path=customXml/item2.xml><?xml version="1.0" encoding="utf-8"?>
-<b:Sources xmlns:b="http://schemas.openxmlformats.org/officeDocument/2006/bibliography" xmlns="http://schemas.openxmlformats.org/officeDocument/2006/bibliography" SelectedStyle="/APASixthEditionOfficeOnline.xsl" StyleName="APA" Version="6"/>
+<file path=customXml/itemProps1.xml><?xml version="1.0" encoding="utf-8"?>
+<ds:datastoreItem xmlns:ds="http://schemas.openxmlformats.org/officeDocument/2006/customXml" ds:itemID="{1BF72D80-5CC7-EB46-A118-175E8DAC0E96}">
+  <ds:schemaRefs>
+    <ds:schemaRef ds:uri="http://schemas.openxmlformats.org/officeDocument/2006/bibliography"/>
+  </ds:schemaRefs>
+</ds:datastoreItem>
 </file>
 
-<file path=customXml/itemProps1.xml><?xml version="1.0" encoding="utf-8"?>
+<file path=customXml/itemProps2.xml><?xml version="1.0" encoding="utf-8"?>
 <ds:datastoreItem xmlns:ds="http://schemas.openxmlformats.org/officeDocument/2006/customXml" ds:itemID="{11111111-1234-1234-1234-123412341234}">
   <ds:schemaRefs>
     <ds:schemaRef ds:uri="http://customooxmlschemas.google.com/"/>
     <ds:schemaRef ds:uri="http://schemas.openxmlformats.org/officeDocument/2006/relationships"/>
   </ds:schemaRefs>
 </ds:datastoreItem>
-</file>
-
-<file path=customXml/itemProps2.xml><?xml version="1.0" encoding="utf-8"?>
-<ds:datastoreItem xmlns:ds="http://schemas.openxmlformats.org/officeDocument/2006/customXml" ds:itemID="{1BF72D80-5CC7-EB46-A118-175E8DAC0E96}">
-  <ds:schemaRefs>
-    <ds:schemaRef ds:uri="http://schemas.openxmlformats.org/officeDocument/2006/bibliography"/>
-  </ds:schemaRefs>
-</ds:datastoreItem>
 </file>